--- a/data/outputs/v2/Core_Mathematics/SS2.2_Reflection_and_Congruence/Core_Mathematics_Reflection_and_Congruence_SummaryTable.docx
+++ b/data/outputs/v2/Core_Mathematics/SS2.2_Reflection_and_Congruence/Core_Mathematics_Reflection_and_Congruence_SummaryTable.docx
@@ -38,6 +38,177 @@
           <w:szCs w:val="22"/>
         </w:rPr>
         <w:t xml:space="preserve">Sub-Strand 2.2: Reflection and Congruence — Teacher Reference (Pre-filled)</w:t>
+      </w:r>
+    </w:p>
+    <w:p>
+      <w:pPr>
+        <w:spacing w:after="80" w:before="120"/>
+      </w:pPr>
+      <w:r>
+        <w:rPr>
+          <w:rFonts w:ascii="Arial" w:cs="Arial" w:eastAsia="Arial" w:hAnsi="Arial"/>
+          <w:b/>
+          <w:bCs/>
+          <w:color w:val="1F3864"/>
+          <w:sz w:val="20"/>
+          <w:szCs w:val="20"/>
+        </w:rPr>
+        <w:t xml:space="preserve">ATTRIBUTION AND LICENSING</w:t>
+      </w:r>
+    </w:p>
+    <w:p>
+      <w:pPr>
+        <w:spacing w:after="60" w:before="0"/>
+      </w:pPr>
+      <w:r>
+        <w:rPr>
+          <w:rFonts w:ascii="Arial" w:cs="Arial" w:eastAsia="Arial" w:hAnsi="Arial"/>
+          <w:b/>
+          <w:bCs/>
+          <w:sz w:val="17"/>
+          <w:szCs w:val="17"/>
+        </w:rPr>
+        <w:t xml:space="preserve">Curriculum Alignment: </w:t>
+      </w:r>
+      <w:r>
+        <w:rPr>
+          <w:rFonts w:ascii="Arial" w:cs="Arial" w:eastAsia="Arial" w:hAnsi="Arial"/>
+          <w:sz w:val="17"/>
+          <w:szCs w:val="17"/>
+        </w:rPr>
+        <w:t xml:space="preserve">Structured in pedagogical alignment with the competence-based curriculum format and learning outcomes established by the Kenya Institute of Curriculum Development (KICD). This material is independently developed and is not officially endorsed or published by KICD.</w:t>
+      </w:r>
+    </w:p>
+    <w:p>
+      <w:pPr>
+        <w:spacing w:after="60" w:before="0"/>
+      </w:pPr>
+      <w:r>
+        <w:rPr>
+          <w:rFonts w:ascii="Arial" w:cs="Arial" w:eastAsia="Arial" w:hAnsi="Arial"/>
+          <w:b/>
+          <w:bCs/>
+          <w:sz w:val="17"/>
+          <w:szCs w:val="17"/>
+        </w:rPr>
+        <w:t xml:space="preserve">Content &amp; Pedagogy: </w:t>
+      </w:r>
+      <w:r>
+        <w:rPr>
+          <w:rFonts w:ascii="Arial" w:cs="Arial" w:eastAsia="Arial" w:hAnsi="Arial"/>
+          <w:sz w:val="17"/>
+          <w:szCs w:val="17"/>
+        </w:rPr>
+        <w:t xml:space="preserve">Developed and adapted by the educator team at SeaVuria (registered 501(c)(3) in the United States and registered NGO in Kenya, No. 872-850A-BF11), who designed the pedagogical framework, lesson templates and exemplar lessons on which this material is based.</w:t>
+      </w:r>
+    </w:p>
+    <w:p>
+      <w:pPr>
+        <w:spacing w:after="60" w:before="0"/>
+      </w:pPr>
+      <w:r>
+        <w:rPr>
+          <w:rFonts w:ascii="Arial" w:cs="Arial" w:eastAsia="Arial" w:hAnsi="Arial"/>
+          <w:b/>
+          <w:bCs/>
+          <w:sz w:val="17"/>
+          <w:szCs w:val="17"/>
+        </w:rPr>
+        <w:t xml:space="preserve">Production &amp; Layout: </w:t>
+      </w:r>
+      <w:r>
+        <w:rPr>
+          <w:rFonts w:ascii="Arial" w:cs="Arial" w:eastAsia="Arial" w:hAnsi="Arial"/>
+          <w:sz w:val="17"/>
+          <w:szCs w:val="17"/>
+        </w:rPr>
+        <w:t xml:space="preserve">Educational design and curriculum sequencing by SeaVuria. Technical layout, structural formatting, and digital optimization/implementation executed in partnership with ARES Education (registered 501(c)(3) in the United States and Canada (as Afretech Aid) and registered NGO in Kenya), with lesson drafting and compilation assisted by AI (Claude, Anthropic).</w:t>
+      </w:r>
+    </w:p>
+    <w:p>
+      <w:pPr>
+        <w:pBdr>
+          <w:bottom w:val="single" w:color="1F3864" w:sz="6" w:space="6"/>
+        </w:pBdr>
+        <w:spacing w:after="60" w:before="0"/>
+      </w:pPr>
+      <w:r>
+        <w:rPr>
+          <w:rFonts w:ascii="Arial" w:cs="Arial" w:eastAsia="Arial" w:hAnsi="Arial"/>
+          <w:b/>
+          <w:bCs/>
+          <w:sz w:val="17"/>
+          <w:szCs w:val="17"/>
+        </w:rPr>
+        <w:t xml:space="preserve">Licensing &amp; Copyright: </w:t>
+      </w:r>
+      <w:r>
+        <w:rPr>
+          <w:rFonts w:ascii="Arial" w:cs="Arial" w:eastAsia="Arial" w:hAnsi="Arial"/>
+          <w:sz w:val="17"/>
+          <w:szCs w:val="17"/>
+        </w:rPr>
+        <w:t xml:space="preserve">© 2026 SeaVuria and ARES. This work is licensed under a </w:t>
+      </w:r>
+      <w:hyperlink w:history="1" r:id="rIdi8a9w4mb7xgixc7hlu0nl">
+        <w:r>
+          <w:rPr>
+            <w:rFonts w:ascii="Arial" w:cs="Arial" w:eastAsia="Arial" w:hAnsi="Arial"/>
+            <w:color w:val="1F6B75"/>
+            <w:sz w:val="17"/>
+            <w:szCs w:val="17"/>
+            <w:u w:val="single" w:color="1F6B75"/>
+          </w:rPr>
+          <w:t xml:space="preserve">Creative Commons Attribution-NonCommercial 4.0 International License</w:t>
+        </w:r>
+      </w:hyperlink>
+      <w:r>
+        <w:rPr>
+          <w:rFonts w:ascii="Arial" w:cs="Arial" w:eastAsia="Arial" w:hAnsi="Arial"/>
+          <w:sz w:val="17"/>
+          <w:szCs w:val="17"/>
+        </w:rPr>
+        <w:t xml:space="preserve"> (</w:t>
+      </w:r>
+      <w:hyperlink w:history="1" r:id="rId1fml_nrxznyhkrgglyb22">
+        <w:r>
+          <w:rPr>
+            <w:rFonts w:ascii="Arial" w:cs="Arial" w:eastAsia="Arial" w:hAnsi="Arial"/>
+            <w:color w:val="1F6B75"/>
+            <w:sz w:val="17"/>
+            <w:szCs w:val="17"/>
+            <w:u w:val="single" w:color="1F6B75"/>
+          </w:rPr>
+          <w:t xml:space="preserve">CC BY-NC 4.0</w:t>
+        </w:r>
+      </w:hyperlink>
+      <w:r>
+        <w:rPr>
+          <w:rFonts w:ascii="Arial" w:cs="Arial" w:eastAsia="Arial" w:hAnsi="Arial"/>
+          <w:sz w:val="17"/>
+          <w:szCs w:val="17"/>
+        </w:rPr>
+        <w:t xml:space="preserve">). To view a copy of this license, visit </w:t>
+      </w:r>
+      <w:hyperlink w:history="1" r:id="rIdp7vkfkrk8ebagiqedlkhj">
+        <w:r>
+          <w:rPr>
+            <w:rFonts w:ascii="Arial" w:cs="Arial" w:eastAsia="Arial" w:hAnsi="Arial"/>
+            <w:color w:val="1F6B75"/>
+            <w:sz w:val="17"/>
+            <w:szCs w:val="17"/>
+            <w:u w:val="single" w:color="1F6B75"/>
+          </w:rPr>
+          <w:t xml:space="preserve">https://creativecommons.org/licenses/by-nc/4.0/</w:t>
+        </w:r>
+      </w:hyperlink>
+      <w:r>
+        <w:rPr>
+          <w:rFonts w:ascii="Arial" w:cs="Arial" w:eastAsia="Arial" w:hAnsi="Arial"/>
+          <w:sz w:val="17"/>
+          <w:szCs w:val="17"/>
+        </w:rPr>
+        <w:t xml:space="preserve">. You are free to copy, redistribute, and adapt this material in any medium or format, provided appropriate credit is given and the material is not used for commercial purposes. KICD learning outcomes and curriculum designations reproduced here for alignment purposes remain the property of KICD and are not covered by this license. Linked external resources (e.g. CK-12, Khan Academy, PhET) are subject to their own licenses.</w:t>
       </w:r>
     </w:p>
     <w:p>

--- a/data/outputs/v2/Core_Mathematics/SS2.2_Reflection_and_Congruence/Core_Mathematics_Reflection_and_Congruence_SummaryTable.docx
+++ b/data/outputs/v2/Core_Mathematics/SS2.2_Reflection_and_Congruence/Core_Mathematics_Reflection_and_Congruence_SummaryTable.docx
@@ -38,177 +38,6 @@
           <w:szCs w:val="22"/>
         </w:rPr>
         <w:t xml:space="preserve">Sub-Strand 2.2: Reflection and Congruence — Teacher Reference (Pre-filled)</w:t>
-      </w:r>
-    </w:p>
-    <w:p>
-      <w:pPr>
-        <w:spacing w:after="80" w:before="120"/>
-      </w:pPr>
-      <w:r>
-        <w:rPr>
-          <w:rFonts w:ascii="Arial" w:cs="Arial" w:eastAsia="Arial" w:hAnsi="Arial"/>
-          <w:b/>
-          <w:bCs/>
-          <w:color w:val="1F3864"/>
-          <w:sz w:val="20"/>
-          <w:szCs w:val="20"/>
-        </w:rPr>
-        <w:t xml:space="preserve">ATTRIBUTION AND LICENSING</w:t>
-      </w:r>
-    </w:p>
-    <w:p>
-      <w:pPr>
-        <w:spacing w:after="60" w:before="0"/>
-      </w:pPr>
-      <w:r>
-        <w:rPr>
-          <w:rFonts w:ascii="Arial" w:cs="Arial" w:eastAsia="Arial" w:hAnsi="Arial"/>
-          <w:b/>
-          <w:bCs/>
-          <w:sz w:val="17"/>
-          <w:szCs w:val="17"/>
-        </w:rPr>
-        <w:t xml:space="preserve">Curriculum Alignment: </w:t>
-      </w:r>
-      <w:r>
-        <w:rPr>
-          <w:rFonts w:ascii="Arial" w:cs="Arial" w:eastAsia="Arial" w:hAnsi="Arial"/>
-          <w:sz w:val="17"/>
-          <w:szCs w:val="17"/>
-        </w:rPr>
-        <w:t xml:space="preserve">Structured in pedagogical alignment with the competence-based curriculum format and learning outcomes established by the Kenya Institute of Curriculum Development (KICD). This material is independently developed and is not officially endorsed or published by KICD.</w:t>
-      </w:r>
-    </w:p>
-    <w:p>
-      <w:pPr>
-        <w:spacing w:after="60" w:before="0"/>
-      </w:pPr>
-      <w:r>
-        <w:rPr>
-          <w:rFonts w:ascii="Arial" w:cs="Arial" w:eastAsia="Arial" w:hAnsi="Arial"/>
-          <w:b/>
-          <w:bCs/>
-          <w:sz w:val="17"/>
-          <w:szCs w:val="17"/>
-        </w:rPr>
-        <w:t xml:space="preserve">Content &amp; Pedagogy: </w:t>
-      </w:r>
-      <w:r>
-        <w:rPr>
-          <w:rFonts w:ascii="Arial" w:cs="Arial" w:eastAsia="Arial" w:hAnsi="Arial"/>
-          <w:sz w:val="17"/>
-          <w:szCs w:val="17"/>
-        </w:rPr>
-        <w:t xml:space="preserve">Developed and adapted by the educator team at SeaVuria (registered 501(c)(3) in the United States and registered NGO in Kenya, No. 872-850A-BF11), who designed the pedagogical framework, lesson templates and exemplar lessons on which this material is based.</w:t>
-      </w:r>
-    </w:p>
-    <w:p>
-      <w:pPr>
-        <w:spacing w:after="60" w:before="0"/>
-      </w:pPr>
-      <w:r>
-        <w:rPr>
-          <w:rFonts w:ascii="Arial" w:cs="Arial" w:eastAsia="Arial" w:hAnsi="Arial"/>
-          <w:b/>
-          <w:bCs/>
-          <w:sz w:val="17"/>
-          <w:szCs w:val="17"/>
-        </w:rPr>
-        <w:t xml:space="preserve">Production &amp; Layout: </w:t>
-      </w:r>
-      <w:r>
-        <w:rPr>
-          <w:rFonts w:ascii="Arial" w:cs="Arial" w:eastAsia="Arial" w:hAnsi="Arial"/>
-          <w:sz w:val="17"/>
-          <w:szCs w:val="17"/>
-        </w:rPr>
-        <w:t xml:space="preserve">Educational design and curriculum sequencing by SeaVuria. Technical layout, structural formatting, and digital optimization/implementation executed in partnership with ARES Education (registered 501(c)(3) in the United States and Canada (as Afretech Aid) and registered NGO in Kenya), with lesson drafting and compilation assisted by AI (Claude, Anthropic).</w:t>
-      </w:r>
-    </w:p>
-    <w:p>
-      <w:pPr>
-        <w:pBdr>
-          <w:bottom w:val="single" w:color="1F3864" w:sz="6" w:space="6"/>
-        </w:pBdr>
-        <w:spacing w:after="60" w:before="0"/>
-      </w:pPr>
-      <w:r>
-        <w:rPr>
-          <w:rFonts w:ascii="Arial" w:cs="Arial" w:eastAsia="Arial" w:hAnsi="Arial"/>
-          <w:b/>
-          <w:bCs/>
-          <w:sz w:val="17"/>
-          <w:szCs w:val="17"/>
-        </w:rPr>
-        <w:t xml:space="preserve">Licensing &amp; Copyright: </w:t>
-      </w:r>
-      <w:r>
-        <w:rPr>
-          <w:rFonts w:ascii="Arial" w:cs="Arial" w:eastAsia="Arial" w:hAnsi="Arial"/>
-          <w:sz w:val="17"/>
-          <w:szCs w:val="17"/>
-        </w:rPr>
-        <w:t xml:space="preserve">© 2026 SeaVuria and ARES. This work is licensed under a </w:t>
-      </w:r>
-      <w:hyperlink w:history="1" r:id="rIdi8a9w4mb7xgixc7hlu0nl">
-        <w:r>
-          <w:rPr>
-            <w:rFonts w:ascii="Arial" w:cs="Arial" w:eastAsia="Arial" w:hAnsi="Arial"/>
-            <w:color w:val="1F6B75"/>
-            <w:sz w:val="17"/>
-            <w:szCs w:val="17"/>
-            <w:u w:val="single" w:color="1F6B75"/>
-          </w:rPr>
-          <w:t xml:space="preserve">Creative Commons Attribution-NonCommercial 4.0 International License</w:t>
-        </w:r>
-      </w:hyperlink>
-      <w:r>
-        <w:rPr>
-          <w:rFonts w:ascii="Arial" w:cs="Arial" w:eastAsia="Arial" w:hAnsi="Arial"/>
-          <w:sz w:val="17"/>
-          <w:szCs w:val="17"/>
-        </w:rPr>
-        <w:t xml:space="preserve"> (</w:t>
-      </w:r>
-      <w:hyperlink w:history="1" r:id="rId1fml_nrxznyhkrgglyb22">
-        <w:r>
-          <w:rPr>
-            <w:rFonts w:ascii="Arial" w:cs="Arial" w:eastAsia="Arial" w:hAnsi="Arial"/>
-            <w:color w:val="1F6B75"/>
-            <w:sz w:val="17"/>
-            <w:szCs w:val="17"/>
-            <w:u w:val="single" w:color="1F6B75"/>
-          </w:rPr>
-          <w:t xml:space="preserve">CC BY-NC 4.0</w:t>
-        </w:r>
-      </w:hyperlink>
-      <w:r>
-        <w:rPr>
-          <w:rFonts w:ascii="Arial" w:cs="Arial" w:eastAsia="Arial" w:hAnsi="Arial"/>
-          <w:sz w:val="17"/>
-          <w:szCs w:val="17"/>
-        </w:rPr>
-        <w:t xml:space="preserve">). To view a copy of this license, visit </w:t>
-      </w:r>
-      <w:hyperlink w:history="1" r:id="rIdp7vkfkrk8ebagiqedlkhj">
-        <w:r>
-          <w:rPr>
-            <w:rFonts w:ascii="Arial" w:cs="Arial" w:eastAsia="Arial" w:hAnsi="Arial"/>
-            <w:color w:val="1F6B75"/>
-            <w:sz w:val="17"/>
-            <w:szCs w:val="17"/>
-            <w:u w:val="single" w:color="1F6B75"/>
-          </w:rPr>
-          <w:t xml:space="preserve">https://creativecommons.org/licenses/by-nc/4.0/</w:t>
-        </w:r>
-      </w:hyperlink>
-      <w:r>
-        <w:rPr>
-          <w:rFonts w:ascii="Arial" w:cs="Arial" w:eastAsia="Arial" w:hAnsi="Arial"/>
-          <w:sz w:val="17"/>
-          <w:szCs w:val="17"/>
-        </w:rPr>
-        <w:t xml:space="preserve">. You are free to copy, redistribute, and adapt this material in any medium or format, provided appropriate credit is given and the material is not used for commercial purposes. KICD learning outcomes and curriculum designations reproduced here for alignment purposes remain the property of KICD and are not covered by this license. Linked external resources (e.g. CK-12, Khan Academy, PhET) are subject to their own licenses.</w:t>
       </w:r>
     </w:p>
     <w:p>
@@ -1848,6 +1677,185 @@
         </w:tc>
       </w:tr>
     </w:tbl>
+    <w:p>
+      <w:pPr>
+        <w:spacing w:after="120"/>
+      </w:pPr>
+      <w:r>
+        <w:t xml:space="preserve"/>
+      </w:r>
+    </w:p>
+    <w:p>
+      <w:pPr>
+        <w:spacing w:after="80" w:before="120"/>
+      </w:pPr>
+      <w:r>
+        <w:rPr>
+          <w:rFonts w:ascii="Arial" w:cs="Arial" w:eastAsia="Arial" w:hAnsi="Arial"/>
+          <w:b/>
+          <w:bCs/>
+          <w:color w:val="1F3864"/>
+          <w:sz w:val="20"/>
+          <w:szCs w:val="20"/>
+        </w:rPr>
+        <w:t xml:space="preserve">ATTRIBUTION AND LICENSING</w:t>
+      </w:r>
+    </w:p>
+    <w:p>
+      <w:pPr>
+        <w:spacing w:after="60" w:before="0"/>
+      </w:pPr>
+      <w:r>
+        <w:rPr>
+          <w:rFonts w:ascii="Arial" w:cs="Arial" w:eastAsia="Arial" w:hAnsi="Arial"/>
+          <w:b/>
+          <w:bCs/>
+          <w:sz w:val="17"/>
+          <w:szCs w:val="17"/>
+        </w:rPr>
+        <w:t xml:space="preserve">Curriculum Alignment: </w:t>
+      </w:r>
+      <w:r>
+        <w:rPr>
+          <w:rFonts w:ascii="Arial" w:cs="Arial" w:eastAsia="Arial" w:hAnsi="Arial"/>
+          <w:sz w:val="17"/>
+          <w:szCs w:val="17"/>
+        </w:rPr>
+        <w:t xml:space="preserve">Structured in pedagogical alignment with the competence-based curriculum format and learning outcomes established by the Kenya Institute of Curriculum Development (KICD). This material is independently developed and is not officially endorsed or published by KICD.</w:t>
+      </w:r>
+    </w:p>
+    <w:p>
+      <w:pPr>
+        <w:spacing w:after="60" w:before="0"/>
+      </w:pPr>
+      <w:r>
+        <w:rPr>
+          <w:rFonts w:ascii="Arial" w:cs="Arial" w:eastAsia="Arial" w:hAnsi="Arial"/>
+          <w:b/>
+          <w:bCs/>
+          <w:sz w:val="17"/>
+          <w:szCs w:val="17"/>
+        </w:rPr>
+        <w:t xml:space="preserve">Content &amp; Pedagogy: </w:t>
+      </w:r>
+      <w:r>
+        <w:rPr>
+          <w:rFonts w:ascii="Arial" w:cs="Arial" w:eastAsia="Arial" w:hAnsi="Arial"/>
+          <w:sz w:val="17"/>
+          <w:szCs w:val="17"/>
+        </w:rPr>
+        <w:t xml:space="preserve">Developed and adapted by the educator team at SeaVuria (registered 501(c)(3) in the United States and registered NGO in Kenya, No. 872-850A-BF11), who designed the pedagogical framework, lesson templates and exemplar lessons on which this material is based.</w:t>
+      </w:r>
+    </w:p>
+    <w:p>
+      <w:pPr>
+        <w:spacing w:after="60" w:before="0"/>
+      </w:pPr>
+      <w:r>
+        <w:rPr>
+          <w:rFonts w:ascii="Arial" w:cs="Arial" w:eastAsia="Arial" w:hAnsi="Arial"/>
+          <w:b/>
+          <w:bCs/>
+          <w:sz w:val="17"/>
+          <w:szCs w:val="17"/>
+        </w:rPr>
+        <w:t xml:space="preserve">Production &amp; Layout: </w:t>
+      </w:r>
+      <w:r>
+        <w:rPr>
+          <w:rFonts w:ascii="Arial" w:cs="Arial" w:eastAsia="Arial" w:hAnsi="Arial"/>
+          <w:sz w:val="17"/>
+          <w:szCs w:val="17"/>
+        </w:rPr>
+        <w:t xml:space="preserve">Educational design and curriculum sequencing by SeaVuria. Technical layout, structural formatting, and digital optimization/implementation executed in partnership with ARES Education (registered 501(c)(3) in the United States and Canada (as Afretech Aid) and registered NGO in Kenya), with lesson drafting and compilation assisted by AI (Claude, Anthropic).</w:t>
+      </w:r>
+    </w:p>
+    <w:p>
+      <w:pPr>
+        <w:pBdr>
+          <w:bottom w:val="single" w:color="1F3864" w:sz="6" w:space="6"/>
+        </w:pBdr>
+        <w:spacing w:after="60" w:before="0"/>
+      </w:pPr>
+      <w:r>
+        <w:rPr>
+          <w:rFonts w:ascii="Arial" w:cs="Arial" w:eastAsia="Arial" w:hAnsi="Arial"/>
+          <w:b/>
+          <w:bCs/>
+          <w:sz w:val="17"/>
+          <w:szCs w:val="17"/>
+        </w:rPr>
+        <w:t xml:space="preserve">Licensing &amp; Copyright: </w:t>
+      </w:r>
+      <w:r>
+        <w:rPr>
+          <w:rFonts w:ascii="Arial" w:cs="Arial" w:eastAsia="Arial" w:hAnsi="Arial"/>
+          <w:sz w:val="17"/>
+          <w:szCs w:val="17"/>
+        </w:rPr>
+        <w:t xml:space="preserve">© 2026 SeaVuria and ARES. This work is licensed under a </w:t>
+      </w:r>
+      <w:hyperlink w:history="1" r:id="rIdwlrg5nipg-os7il76cwda">
+        <w:r>
+          <w:rPr>
+            <w:rFonts w:ascii="Arial" w:cs="Arial" w:eastAsia="Arial" w:hAnsi="Arial"/>
+            <w:color w:val="1F6B75"/>
+            <w:sz w:val="17"/>
+            <w:szCs w:val="17"/>
+            <w:u w:val="single" w:color="1F6B75"/>
+          </w:rPr>
+          <w:t xml:space="preserve">Creative Commons Attribution-NonCommercial 4.0 International License</w:t>
+        </w:r>
+      </w:hyperlink>
+      <w:r>
+        <w:rPr>
+          <w:rFonts w:ascii="Arial" w:cs="Arial" w:eastAsia="Arial" w:hAnsi="Arial"/>
+          <w:sz w:val="17"/>
+          <w:szCs w:val="17"/>
+        </w:rPr>
+        <w:t xml:space="preserve"> (</w:t>
+      </w:r>
+      <w:hyperlink w:history="1" r:id="rIdnhzhcpeduxh8lwyca9mc1">
+        <w:r>
+          <w:rPr>
+            <w:rFonts w:ascii="Arial" w:cs="Arial" w:eastAsia="Arial" w:hAnsi="Arial"/>
+            <w:color w:val="1F6B75"/>
+            <w:sz w:val="17"/>
+            <w:szCs w:val="17"/>
+            <w:u w:val="single" w:color="1F6B75"/>
+          </w:rPr>
+          <w:t xml:space="preserve">CC BY-NC 4.0</w:t>
+        </w:r>
+      </w:hyperlink>
+      <w:r>
+        <w:rPr>
+          <w:rFonts w:ascii="Arial" w:cs="Arial" w:eastAsia="Arial" w:hAnsi="Arial"/>
+          <w:sz w:val="17"/>
+          <w:szCs w:val="17"/>
+        </w:rPr>
+        <w:t xml:space="preserve">). To view a copy of this license, visit </w:t>
+      </w:r>
+      <w:hyperlink w:history="1" r:id="rIdaa1z0llu2q0sbxgjjq-zv">
+        <w:r>
+          <w:rPr>
+            <w:rFonts w:ascii="Arial" w:cs="Arial" w:eastAsia="Arial" w:hAnsi="Arial"/>
+            <w:color w:val="1F6B75"/>
+            <w:sz w:val="17"/>
+            <w:szCs w:val="17"/>
+            <w:u w:val="single" w:color="1F6B75"/>
+          </w:rPr>
+          <w:t xml:space="preserve">https://creativecommons.org/licenses/by-nc/4.0/</w:t>
+        </w:r>
+      </w:hyperlink>
+      <w:r>
+        <w:rPr>
+          <w:rFonts w:ascii="Arial" w:cs="Arial" w:eastAsia="Arial" w:hAnsi="Arial"/>
+          <w:sz w:val="17"/>
+          <w:szCs w:val="17"/>
+        </w:rPr>
+        <w:t xml:space="preserve">. You are free to copy, redistribute, and adapt this material in any medium or format, provided appropriate credit is given and the material is not used for commercial purposes. KICD learning outcomes and curriculum designations reproduced here for alignment purposes remain the property of KICD and are not covered by this license. Linked external resources (e.g. CK-12, Khan Academy, PhET) are subject to their own licenses.</w:t>
+      </w:r>
+    </w:p>
     <w:sectPr>
       <w:pgSz w:w="15840" w:h="12240" w:orient="landscape"/>
       <w:pgMar w:top="1080" w:right="1080" w:bottom="1080" w:left="1080" w:header="708" w:footer="708" w:gutter="0"/>

--- a/data/outputs/v2/Core_Mathematics/SS2.2_Reflection_and_Congruence/Core_Mathematics_Reflection_and_Congruence_SummaryTable.docx
+++ b/data/outputs/v2/Core_Mathematics/SS2.2_Reflection_and_Congruence/Core_Mathematics_Reflection_and_Congruence_SummaryTable.docx
@@ -564,7 +564,7 @@
                 <w:sz w:val="18"/>
                 <w:szCs w:val="18"/>
               </w:rPr>
-              <w:t xml:space="preserve">Students observe the anchoring phenomenon: a photograph of a matatu's rear-view mirror showing a flipped but same-sized image of a vehicle behind it. They also examine cut-out plane figures (circles, squares, Kenyan flag outline, leaf shapes) and fold them to locate where the two halves match perfectly.</w:t>
+              <w:t xml:space="preserve">Learners observed that a matatu conductor's mirror on the Nairobi–Thika highway produces an image of a lorry that appears the same size as the real lorry yet is laterally flipped (the lorry's right headlight appears on the left in the mirror). Through paper-folding, learners also observed that plane figures can have different numbers of lines of symmetry — a square has 4, a rectangle has 2, an equilateral triangle has 3, the letter 'A' has 1, and the letter 'F' has 0.</w:t>
             </w:r>
           </w:p>
         </w:tc>
@@ -596,7 +596,7 @@
                 <w:sz w:val="18"/>
                 <w:szCs w:val="18"/>
               </w:rPr>
-              <w:t xml:space="preserve">A line of symmetry is a line that divides a plane figure into two congruent halves, each of which is a mirror image of the other. Simple figures may have one line of symmetry (e.g., an isosceles triangle), several (e.g., a square has four), or none (e.g., a scalene triangle). The matatu mirror acts as a physical line of symmetry between a real object and its reflected image.</w:t>
+              <w:t xml:space="preserve">A line of symmetry is a line that divides a plane figure into two congruent halves, each of which is a mirror image of the other. The mirror held by the matatu conductor acts as a mirror line (line of reflection). Figures with lines of symmetry include most regular polygons and many Kenyan cultural objects (Maasai beadwork, the Kenya flag), while asymmetric figures like the letter 'F' have none. The fold line in a paper cut-out is equivalent to the mirror line in a reflection.</w:t>
             </w:r>
           </w:p>
         </w:tc>
@@ -628,7 +628,7 @@
                 <w:sz w:val="18"/>
                 <w:szCs w:val="18"/>
               </w:rPr>
-              <w:t xml:space="preserve">Teacher note: Use the fold-test as the anchor for the entire sub-strand — if folding along a line produces a perfect overlap, that fold line IS the mirror line. Emphasise that 'same size and shape' is the intuitive entry point to congruence, which will be formalised in Lessons 7–8. Cold-call students to predict how many lines of symmetry the Kenyan flag has before they fold (expected answer: 0 — the shield design is asymmetric; this productive surprise motivates careful investigation). Pedagogical tip: Post the driving question on the classroom wall now and leave it unanswered; tell students every lesson will add one piece of the solution.</w:t>
+              <w:t xml:space="preserve">The fact that the matatu mirror produces an image that is the same size as the real lorry — even though it appears flipped — is the first clue that reflection preserves shape and size (congruence). When we folded a rectangle along its line of symmetry, the two halves matched perfectly: same shape, same size, but one was a 'flip' of the other. This is exactly what the mirror does to the lorry. The puzzle of why the flipped image is still the same size and shape as the original will be the central question we investigate throughout this unit.</w:t>
             </w:r>
           </w:p>
         </w:tc>
@@ -713,7 +713,7 @@
                 <w:sz w:val="18"/>
                 <w:szCs w:val="18"/>
               </w:rPr>
-              <w:t xml:space="preserve">Students systematically fold and draw lines of symmetry on printed outlines of an equilateral triangle, a rectangle, a regular hexagon, and a non-regular quadrilateral. They record their findings in a class table, noting the number of lines of symmetry for each figure.</w:t>
+              <w:t xml:space="preserve">Learners observed that placing a plane mirror along certain lines on a maize leaf, bottle cap, and paper shapes produces a reflection that completes the original figure perfectly — and that different shapes (equilateral triangle, rectangle, rhombus, regular hexagon) have different numbers of such lines. They also observed symmetry in Maasai beadwork and kikoi fabric designs.</w:t>
             </w:r>
           </w:p>
         </w:tc>
@@ -745,7 +745,7 @@
                 <w:sz w:val="18"/>
                 <w:szCs w:val="18"/>
               </w:rPr>
-              <w:t xml:space="preserve">An equilateral triangle has exactly 3 lines of symmetry; a rectangle has 2; a regular hexagon has 6; a non-regular quadrilateral typically has 0. A key generalisation: a regular polygon with n sides has exactly n lines of symmetry. Each line of symmetry is also a potential mirror line — the reflected half is an exact, flipped copy of the original half, previewing the properties of reflection explored in Lesson 4.</w:t>
+              <w:t xml:space="preserve">A line of symmetry divides a plane figure into two congruent halves, each of which is the exact mirror image of the other. An equilateral triangle has 3 lines, a rectangle has 2, a rhombus has 2 (along its diagonals), and a regular hexagon has 6. Some figures have one line, some have many, and some have none.</w:t>
             </w:r>
           </w:p>
         </w:tc>
@@ -777,7 +777,7 @@
                 <w:sz w:val="18"/>
                 <w:szCs w:val="18"/>
               </w:rPr>
-              <w:t xml:space="preserve">Teacher note: Guide students to notice the pattern between the number of sides of a regular polygon and its lines of symmetry before stating the rule — wait at least 10 seconds after posing the pattern question before cold-calling. Reinforce the link to the driving question by asking: 'If we placed a mirror along each symmetry line, what would we see?' Students should articulate that the mirror image would complete the shape perfectly — same size, same shape, but flipped. This is the first verbal rehearsal of congruence language. Avoid introducing coordinate notation yet; keep this lesson purely geometric and visual.</w:t>
+              <w:t xml:space="preserve">The matatu mirror shows a perfect image of the lorry because the mirror surface acts as a line of symmetry — it divides the combined 'lorry + image' system into two congruent halves. This is WHY the image looks exactly like the lorry: the mirror line guarantees that one half (the image) is a perfect, congruent copy of the other half (the real lorry).</w:t>
             </w:r>
           </w:p>
         </w:tc>
@@ -862,7 +862,7 @@
                 <w:sz w:val="18"/>
                 <w:szCs w:val="18"/>
               </w:rPr>
-              <w:t xml:space="preserve">Students plot a simple triangle with labelled vertices on a Cartesian grid, then reflect it in (a) the y-axis, (b) the x-axis, and (c) the line y = x. They record object coordinates and image coordinates in a two-column table for each case.</w:t>
+              <w:t xml:space="preserve">Learners plotted the vertices of a lorry-shaped quadrilateral and its reflected images across four mirror lines (x-axis, y-axis, y = x, y = −x) on Cartesian grids, observing that each image vertex is exactly as far from the mirror line as the original vertex, that the joining line is perpendicular to the mirror line, and that all side lengths of the image equal the corresponding side lengths of the object.</w:t>
             </w:r>
           </w:p>
         </w:tc>
@@ -894,7 +894,7 @@
                 <w:sz w:val="18"/>
                 <w:szCs w:val="18"/>
               </w:rPr>
-              <w:t xml:space="preserve">Each mirror line produces a specific, predictable coordinate rule: reflection in the y-axis maps (a, b) → (−a, b); reflection in the x-axis maps (a, b) → (a, −b); reflection in the line y = x maps (a, b) → (b, a). These rules are derived from the data table, not memorised in isolation — students should be able to re-derive them from the pattern they observe. The Cartesian plane gives reflection a precise algebraic language that connects the visual flip seen in the matatu mirror to a mathematical rule.</w:t>
+              <w:t xml:space="preserve">Each mirror line produces a specific, predictable coordinate rule: reflection in the y-axis maps (a, b) → (−a, b); in the x-axis maps (a, b) → (a, −b); in y = x maps (a, b) → (b, a); in y = −x maps (a, b) → (−b, −a). These rules preserve all distances between points, meaning the image is always the same size and shape as the object.</w:t>
             </w:r>
           </w:p>
         </w:tc>
@@ -926,7 +926,7 @@
                 <w:sz w:val="18"/>
                 <w:szCs w:val="18"/>
               </w:rPr>
-              <w:t xml:space="preserve">Teacher note: Insist that students derive the coordinate rules from their own data tables before the teacher confirms them — this enacts the 'Observe → Explain' learning sequence. A common misconception is that reflection in y = x maps (a, b) → (−b, −a); address this explicitly by having students plot both options and check which one satisfies equidistance from the line y = x. Kenyan context tip: Frame the coordinate axes as 'roads' — the x-axis as Mombasa Road running east–west, the y-axis as Thika Road running north–south — to make quadrant navigation intuitive for Nairobi-based students.</w:t>
+              <w:t xml:space="preserve">Because coordinate reflection rules preserve every distance between vertices, the lorry image in the matatu rear-view mirror must be exactly the same size and shape as the real lorry behind the vehicle — the coordinates change in a systematic (flipped) way, but no length is stretched or shrunk. This is the mathematical reason the conductor can use the mirror to judge the lorry's true size and distance, and it is the first precise evidence that the object and its mirror image may be congruent.</w:t>
             </w:r>
           </w:p>
         </w:tc>
@@ -1011,7 +1011,7 @@
                 <w:sz w:val="18"/>
                 <w:szCs w:val="18"/>
               </w:rPr>
-              <w:t xml:space="preserve">Using their plotted reflections from Lesson 3, students measure: (i) side lengths and angles of object vs. image triangles; (ii) perpendicular distances from each object point and its image to the mirror line; (iii) the angle at which the segment joining an object point to its image crosses the mirror line.</w:t>
+              <w:t xml:space="preserve">Using a plane mirror placed on a drawn mirror line, learners observed that the image of the matatu arrow appeared the same size as the object, appeared to be the same distance behind the mirror line as the object was in front of it, and appeared laterally flipped. Measuring the distances from object points and image points to the mirror line confirmed equal distances, and a set-square check confirmed that the connecting segments met the mirror line at 90°. Folding tracing paper along the mirror line showed that the object and image coincide exactly.</w:t>
             </w:r>
           </w:p>
         </w:tc>
@@ -1043,7 +1043,7 @@
                 <w:sz w:val="18"/>
                 <w:szCs w:val="18"/>
               </w:rPr>
-              <w:t xml:space="preserve">Reflection has four properties: (i) the image is the same size as the object (lengths and angles are preserved); (ii) object and image are equidistant from the mirror line (equal perpendicular distance); (iii) the segment joining any object point to its image is perpendicular to the mirror line; (iv) any point on the mirror line maps to itself (it is invariant). These four properties together define a reflection completely and will serve as the proof toolkit in Lesson 7.</w:t>
+              <w:t xml:space="preserve">Reflection has four properties: (i) the image is the same size as the object; (ii) object and image are equidistant from the mirror line; (iii) the segment joining any object point to its corresponding image point is perpendicular to the mirror line — making the mirror line the perpendicular bisector of that segment; (iv) the image is laterally inverted relative to the object.</w:t>
             </w:r>
           </w:p>
         </w:tc>
@@ -1075,7 +1075,7 @@
                 <w:sz w:val="18"/>
                 <w:szCs w:val="18"/>
               </w:rPr>
-              <w:t xml:space="preserve">Teacher note: Property (iv) — invariant points — is frequently overlooked by students; highlight it by asking 'What happens to a point that sits exactly on the mirror line?' (Wait 15 seconds; cold-call two students.) Emphasise that properties (i) through (iii) are what make reflected images congruent — size is preserved because lengths and angles are preserved. Connect explicitly to the driving question: 'We now have the mathematical reason why the matatu mirror image is the same size — can we now prove it is the same shape?' (Leave unanswered until Lesson 7.) Pedagogical tip: Have students write the four properties in their own words before seeing the formal statement.</w:t>
+              <w:t xml:space="preserve">These four properties explain why the lorry in the matatu rear-view mirror appears as far behind the mirror glass as the actual lorry is in front of it (Property II — equidistance), why it appears the same size as the real lorry (Property I — equal size, confirmed by the tracing-paper fold showing congruence), and why the lorry's right headlight appears on the left in the mirror (Property IV — lateral inversion). The mirror line — the glass surface — is always the perpendicular bisector of every object-image connector, making the image's position completely predictable.</w:t>
             </w:r>
           </w:p>
         </w:tc>
@@ -1160,7 +1160,7 @@
                 <w:sz w:val="18"/>
                 <w:szCs w:val="18"/>
               </w:rPr>
-              <w:t xml:space="preserve">Students are given pairs of congruent triangles on a grid (object and image) without being told the mirror line. They join corresponding vertices, find the midpoints of each joining segment, and draw the line through those midpoints. They then verify the line is perpendicular to each joining segment.</w:t>
+              <w:t xml:space="preserve">Learners observed that when point P(2,1) and its image P′(6,5) are plotted on a Cartesian plane, the segment PP′ has a midpoint M(4,3) and a gradient of 1. A line drawn through M with gradient −1 (the negative reciprocal) acts perfectly as the mirror line — every object point and its image are equidistant from this line and the connector is perpendicular to it.</w:t>
             </w:r>
           </w:p>
         </w:tc>
@@ -1192,7 +1192,7 @@
                 <w:sz w:val="18"/>
                 <w:szCs w:val="18"/>
               </w:rPr>
-              <w:t xml:space="preserve">The mirror line is always the perpendicular bisector of the segment joining any object point to its corresponding image point. To find its equation: (1) calculate the midpoint of the segment joining the object point to its image — this point lies on the mirror line; (2) calculate the gradient of that segment; (3) use the negative reciprocal to find the gradient of the mirror line; (4) substitute the midpoint into y = mx + c to find the full equation. This reverses the process of Lesson 3 and consolidates the perpendicular bisector concept.</w:t>
+              <w:t xml:space="preserve">The mirror line is always the perpendicular bisector of the segment joining an object point to its image. To find its equation: (1) calculate the midpoint M of the object–image segment; (2) find the gradient of the object–image segment and take its negative reciprocal to get the mirror line gradient; (3) substitute M and the gradient into y − y₁ = m(x − x₁) to write the equation. This three-step algorithm works for any object–image pair, including cases where the mirror line is vertical (x = k) or horizontal (y = k).</w:t>
             </w:r>
           </w:p>
         </w:tc>
@@ -1224,7 +1224,7 @@
                 <w:sz w:val="18"/>
                 <w:szCs w:val="18"/>
               </w:rPr>
-              <w:t xml:space="preserve">Teacher note: Students often confuse 'midpoint of the segment' with 'midpoint of the mirror line' — clarify that the mirror line extends infinitely; we are only finding one point on it. A useful pedagogical sequence: have students first verify numerically (by measuring distances on the grid) that their constructed line is equidistant from object and image before writing the algebraic equation — this anchors the algebra in the geometric property from Lesson 4. Kenyan context: Frame the task as 'You are a matatu driver; two vehicles are visible in your mirror. Where must the mirror glass be positioned?' — students find the mirror line as the answer.</w:t>
+              <w:t xml:space="preserve">The matatu conductor's mirror is positioned so that it is equidistant from every point of the lorry and the corresponding point of the lorry's image — it is the perpendicular bisector of every such pair. This is why the image appears exactly as far behind the mirror surface as the lorry is in front of it. Knowing how to find the mirror line equation algebraically confirms that the mirror's position is not arbitrary: it is the unique line that preserves all distances and angles, which is the geometric reason the image and object are the same size and shape — a foundation for proving congruence in the next lesson.</w:t>
             </w:r>
           </w:p>
         </w:tc>
@@ -1309,7 +1309,7 @@
                 <w:sz w:val="18"/>
                 <w:szCs w:val="18"/>
               </w:rPr>
-              <w:t xml:space="preserve">Students use a ruler and set square (no coordinate grid) to construct the reflection of a simplified Kenyan flag outline across an oblique mirror line drawn on plain paper. They apply the perpendicular bisector property point-by-point: drop a perpendicular from each key vertex to the mirror line, extend it an equal distance on the other side, and join the image points.</w:t>
+              <w:t xml:space="preserve">Learners observed that when they dropped perpendiculars from each vertex of the Kenya flag polygon to the mirror line and marked equal distances on the other side, the resulting image vertices — when joined — formed a polygon that was the same shape and size as the original, with every corresponding side length matching exactly in their measurement tables.</w:t>
             </w:r>
           </w:p>
         </w:tc>
@@ -1341,7 +1341,7 @@
                 <w:sz w:val="18"/>
                 <w:szCs w:val="18"/>
               </w:rPr>
-              <w:t xml:space="preserve">Every object point reflects to a unique image point located by the perpendicular bisector property: drop a perpendicular from the object point to the mirror line, then mark the image at the same perpendicular distance on the opposite side. This construction works for any mirror line orientation — horizontal, vertical, or oblique — and does not require a coordinate grid. The resulting image is congruent to the original object by construction, because every length and angle is preserved.</w:t>
+              <w:t xml:space="preserve">Every object point reflects to a unique image point located by the perpendicular bisector property (equal perpendicular distance on the opposite side of the mirror line); joining image points in order produces an image that is congruent to the object — all lengths and angles are preserved regardless of the shape's complexity or the mirror line's orientation.</w:t>
             </w:r>
           </w:p>
         </w:tc>
@@ -1373,7 +1373,7 @@
                 <w:sz w:val="18"/>
                 <w:szCs w:val="18"/>
               </w:rPr>
-              <w:t xml:space="preserve">Teacher note: This is a practical construction lesson; accuracy matters. Insist students use a sharp pencil and check that their set-square corner is truly 90° before proceeding. A common error is measuring distance along the mirror line rather than perpendicular to it — demonstrate the difference explicitly with an exaggerated incorrect example first. Pedagogical tip: After construction, have students verify congruence by cutting out object and image and superimposing them (allowing a flip) — this tactile check directly answers the driving question at a concrete level and prepares students for the formal proof in Lesson 7.</w:t>
+              <w:t xml:space="preserve">This explains why the matatu conductor's rear-view mirror shows the approaching lorry at exactly the same size as the real lorry — the mirror applies the perpendicular bisector property to every point on the lorry simultaneously, preserving all distances and angles. The image is not a shrunken or distorted copy; it is a congruent copy, which is why every measurable dimension of the lorry in the mirror matches the real lorry perfectly.</w:t>
             </w:r>
           </w:p>
         </w:tc>
@@ -1458,7 +1458,7 @@
                 <w:sz w:val="18"/>
                 <w:szCs w:val="18"/>
               </w:rPr>
-              <w:t xml:space="preserve">Students are given four pairs of triangles (each pair congruent by a different test: SSS, SAS, AAS, RHS) and one pair of non-congruent triangles. They measure sides and angles, then decide which congruence test — if any — applies to each pair. They then examine a reflected triangle from Lesson 3 and identify which test applies.</w:t>
+              <w:t xml:space="preserve">Through compass-and-ruler construction tasks, learners observed that four specific sets of minimum information — three sides (SSS), two sides and an included angle (SAS), two angles and a side (AAS/ASA), and a right angle with hypotenuse and one side (RHS) — each produce exactly one unique triangle (up to orientation). They also observed that a reflected triangle always has the same three side lengths as its object, and that the reflection produces a mirror-flipped (opposite) copy.</w:t>
             </w:r>
           </w:p>
         </w:tc>
@@ -1490,7 +1490,7 @@
                 <w:sz w:val="18"/>
                 <w:szCs w:val="18"/>
               </w:rPr>
-              <w:t xml:space="preserve">Two triangles are congruent if they satisfy any one of four tests: SSS (three sides equal), SAS (two sides and the included angle equal), AAS/ASA (two angles and a corresponding side equal), or RHS (right angle, hypotenuse, and one other side equal). A reflected triangle is always congruent to its object because reflection preserves all side lengths (SSS is automatically satisfied). This is the formal proof that the matatu rear-view mirror image is an exact copy of the real object — congruent, not merely similar.</w:t>
+              <w:t xml:space="preserve">Two triangles are congruent if they satisfy any one of four tests: SSS, SAS, AAS/ASA, or RHS. A reflected triangle is always congruent to its object by SSS (all three pairs of corresponding sides are equal, since reflection preserves all distances). This is always opposite (indirect) congruence because reflection reverses orientation. The four tests give the minimum conditions needed to guarantee congruence — it is not necessary to measure all six elements (three sides and three angles).</w:t>
             </w:r>
           </w:p>
         </w:tc>
@@ -1522,7 +1522,7 @@
                 <w:sz w:val="18"/>
                 <w:szCs w:val="18"/>
               </w:rPr>
-              <w:t xml:space="preserve">Teacher note: Distinguish clearly between congruence (same size AND shape) and similarity (same shape, possibly different size) — students frequently conflate these. The key pedagogical move here is to apply SSS to the object–image pair from Lesson 3: all three sides are equal because reflection preserves length (established in Lesson 4, property i). This closes the logical chain started in Lesson 1. Cold-call students to state the full congruence proof in their own words (wait 20 seconds). Kenyan context: Use nyama choma cuts as an analogy — two pieces cut from the same template are congruent regardless of which way they face, just as a reflected triangle is congruent regardless of its orientation.</w:t>
+              <w:t xml:space="preserve">The matatu rear-view mirror phenomenon is now formally resolved: the image of the lorry in the mirror is congruent to the real lorry (by SSS) because reflection preserves all distances — every side of the lorry maps to an equal side in the image. The image is the same size and shape in every measurable dimension. The apparent 'reversal' (right headlight appearing on the left) is not a size or shape change — it is a flip of orientation, which is the defining property of opposite (indirect) congruence. This is why the lorry and its mirror image are always identical in every measurement, yet cannot be superimposed without flipping.</w:t>
             </w:r>
           </w:p>
         </w:tc>
@@ -1607,7 +1607,7 @@
                 <w:sz w:val="18"/>
                 <w:szCs w:val="18"/>
               </w:rPr>
-              <w:t xml:space="preserve">Students return to the original anchoring photograph of the matatu rear-view mirror from Lesson 1. They annotate it: labelling the mirror line (the glass surface), indicating the perpendicular bisector relationship, writing the coordinate rule that applies, and stating which congruence test proves the image is an exact copy of the real object.</w:t>
+              <w:t xml:space="preserve">Learners observed their own Lesson 1 prediction sketches alongside a completed Cartesian evidence pack showing the lorry ABCD reflected in the y-axis (x = 0), with all coordinates, side lengths, and the perpendicular bisector of one object–image segment labelled — confirming that the image is the same distance behind the mirror as the object is in front, that all side lengths are preserved, and that the image is laterally flipped.</w:t>
             </w:r>
           </w:p>
         </w:tc>
@@ -1639,7 +1639,7 @@
                 <w:sz w:val="18"/>
                 <w:szCs w:val="18"/>
               </w:rPr>
-              <w:t xml:space="preserve">Reflection maps every point according to a specific algebraic coordinate rule determined by the mirror line; the mirror line is always the perpendicular bisector of the segment joining each object point to its image; reflection preserves all lengths and angles (the four properties); and the reflected image is therefore always congruent to the original object (provable by SSS). Together, these four ideas — coordinate rules, perpendicular bisector, preserved properties, and congruence tests — form a complete explanation of why the matatu rear-view mirror shows an image that is the same size and shape as the real object yet appears flipped.</w:t>
+              <w:t xml:space="preserve">Reflection maps every point according to a specific algebraic coordinate rule determined by the mirror line; the mirror line is always the perpendicular bisector of the segment joining any object point to its image; a reflected triangle is congruent to its object by SSS and the congruence is opposite (indirect) because the image cannot be overlaid on the object without lifting it — which is why the lorry's headlights appear on opposite sides in the mirror.</w:t>
             </w:r>
           </w:p>
         </w:tc>
@@ -1671,7 +1671,7 @@
                 <w:sz w:val="18"/>
                 <w:szCs w:val="18"/>
               </w:rPr>
-              <w:t xml:space="preserve">Teacher note: This lesson is the synthesis lesson; resist the urge to re-teach content. Instead, use structured student presentations — each group annotates one aspect of the photograph (coordinate rule, mirror line equation, properties, congruence proof) and presents to the class. The teacher's role is to connect the presentations into one unified explanation. Pedagogical tip: End by returning to the driving question on the wall poster and cold-calling students to answer it in full sentences — insist they use the four technical terms: reflection, perpendicular bisector, preserved properties, and congruence. This lesson-8 full answer should be qualitatively richer than anything students could have said in Lesson 1, demonstrating measurable conceptual growth across the sub-strand.</w:t>
+              <w:t xml:space="preserve">The matatu rear-view mirror acts like the y-axis of a coordinate plane: it maps every point on the approaching lorry to a unique image point directly opposite, at equal distance, according to the rule (a, b) → (−a, b). This preserves all lengths and angles, making the image congruent to the lorry by SSS. The lateral flip — the lorry's right headlight appearing on the left — is the signature of opposite (indirect) congruence: the image is a perfect mathematical copy, but it is a mirror copy, not a direct overlay, which is exactly what any flat reflective surface must produce.</w:t>
             </w:r>
           </w:p>
         </w:tc>
@@ -1795,7 +1795,7 @@
         </w:rPr>
         <w:t xml:space="preserve">© 2026 SeaVuria and ARES. This work is licensed under a </w:t>
       </w:r>
-      <w:hyperlink w:history="1" r:id="rIdwlrg5nipg-os7il76cwda">
+      <w:hyperlink w:history="1" r:id="rIdkcwj-d1fj4uxtso7btk2e">
         <w:r>
           <w:rPr>
             <w:rFonts w:ascii="Arial" w:cs="Arial" w:eastAsia="Arial" w:hAnsi="Arial"/>
@@ -1815,7 +1815,7 @@
         </w:rPr>
         <w:t xml:space="preserve"> (</w:t>
       </w:r>
-      <w:hyperlink w:history="1" r:id="rIdnhzhcpeduxh8lwyca9mc1">
+      <w:hyperlink w:history="1" r:id="rIdllmxxg1afivdetpyzh2j6">
         <w:r>
           <w:rPr>
             <w:rFonts w:ascii="Arial" w:cs="Arial" w:eastAsia="Arial" w:hAnsi="Arial"/>
@@ -1835,7 +1835,7 @@
         </w:rPr>
         <w:t xml:space="preserve">). To view a copy of this license, visit </w:t>
       </w:r>
-      <w:hyperlink w:history="1" r:id="rIdaa1z0llu2q0sbxgjjq-zv">
+      <w:hyperlink w:history="1" r:id="rIdpgcywidjlp2iw4esjk82u">
         <w:r>
           <w:rPr>
             <w:rFonts w:ascii="Arial" w:cs="Arial" w:eastAsia="Arial" w:hAnsi="Arial"/>

--- a/data/outputs/v2/Core_Mathematics/SS2.2_Reflection_and_Congruence/Core_Mathematics_Reflection_and_Congruence_SummaryTable.docx
+++ b/data/outputs/v2/Core_Mathematics/SS2.2_Reflection_and_Congruence/Core_Mathematics_Reflection_and_Congruence_SummaryTable.docx
@@ -1795,7 +1795,7 @@
         </w:rPr>
         <w:t xml:space="preserve">© 2026 SeaVuria and ARES. This work is licensed under a </w:t>
       </w:r>
-      <w:hyperlink w:history="1" r:id="rIdkcwj-d1fj4uxtso7btk2e">
+      <w:hyperlink w:history="1" r:id="rIdebvy-en9dksdkxxic-a4k">
         <w:r>
           <w:rPr>
             <w:rFonts w:ascii="Arial" w:cs="Arial" w:eastAsia="Arial" w:hAnsi="Arial"/>
@@ -1815,7 +1815,7 @@
         </w:rPr>
         <w:t xml:space="preserve"> (</w:t>
       </w:r>
-      <w:hyperlink w:history="1" r:id="rIdllmxxg1afivdetpyzh2j6">
+      <w:hyperlink w:history="1" r:id="rIdzmjb6zahg_hmlnspaxbhz">
         <w:r>
           <w:rPr>
             <w:rFonts w:ascii="Arial" w:cs="Arial" w:eastAsia="Arial" w:hAnsi="Arial"/>
@@ -1835,7 +1835,7 @@
         </w:rPr>
         <w:t xml:space="preserve">). To view a copy of this license, visit </w:t>
       </w:r>
-      <w:hyperlink w:history="1" r:id="rIdpgcywidjlp2iw4esjk82u">
+      <w:hyperlink w:history="1" r:id="rIdrbgmoiwmv_mtwhf3hqvxo">
         <w:r>
           <w:rPr>
             <w:rFonts w:ascii="Arial" w:cs="Arial" w:eastAsia="Arial" w:hAnsi="Arial"/>

--- a/data/outputs/v2/Core_Mathematics/SS2.2_Reflection_and_Congruence/Core_Mathematics_Reflection_and_Congruence_SummaryTable.docx
+++ b/data/outputs/v2/Core_Mathematics/SS2.2_Reflection_and_Congruence/Core_Mathematics_Reflection_and_Congruence_SummaryTable.docx
@@ -1795,7 +1795,7 @@
         </w:rPr>
         <w:t xml:space="preserve">© 2026 SeaVuria and ARES. This work is licensed under a </w:t>
       </w:r>
-      <w:hyperlink w:history="1" r:id="rIdebvy-en9dksdkxxic-a4k">
+      <w:hyperlink w:history="1" r:id="rIduocnnitpptf8bzl2joxt8">
         <w:r>
           <w:rPr>
             <w:rFonts w:ascii="Arial" w:cs="Arial" w:eastAsia="Arial" w:hAnsi="Arial"/>
@@ -1815,7 +1815,7 @@
         </w:rPr>
         <w:t xml:space="preserve"> (</w:t>
       </w:r>
-      <w:hyperlink w:history="1" r:id="rIdzmjb6zahg_hmlnspaxbhz">
+      <w:hyperlink w:history="1" r:id="rIdzfeesll-snnlhbbjecwhy">
         <w:r>
           <w:rPr>
             <w:rFonts w:ascii="Arial" w:cs="Arial" w:eastAsia="Arial" w:hAnsi="Arial"/>
@@ -1835,7 +1835,7 @@
         </w:rPr>
         <w:t xml:space="preserve">). To view a copy of this license, visit </w:t>
       </w:r>
-      <w:hyperlink w:history="1" r:id="rIdrbgmoiwmv_mtwhf3hqvxo">
+      <w:hyperlink w:history="1" r:id="rIdreye7joww8qi0g_map6pv">
         <w:r>
           <w:rPr>
             <w:rFonts w:ascii="Arial" w:cs="Arial" w:eastAsia="Arial" w:hAnsi="Arial"/>

--- a/data/outputs/v2/Core_Mathematics/SS2.2_Reflection_and_Congruence/Core_Mathematics_Reflection_and_Congruence_SummaryTable.docx
+++ b/data/outputs/v2/Core_Mathematics/SS2.2_Reflection_and_Congruence/Core_Mathematics_Reflection_and_Congruence_SummaryTable.docx
@@ -1795,7 +1795,7 @@
         </w:rPr>
         <w:t xml:space="preserve">© 2026 SeaVuria and ARES. This work is licensed under a </w:t>
       </w:r>
-      <w:hyperlink w:history="1" r:id="rIduocnnitpptf8bzl2joxt8">
+      <w:hyperlink w:history="1" r:id="rIdvxseo3y1qnmiw9qymx1ox">
         <w:r>
           <w:rPr>
             <w:rFonts w:ascii="Arial" w:cs="Arial" w:eastAsia="Arial" w:hAnsi="Arial"/>
@@ -1815,7 +1815,7 @@
         </w:rPr>
         <w:t xml:space="preserve"> (</w:t>
       </w:r>
-      <w:hyperlink w:history="1" r:id="rIdzfeesll-snnlhbbjecwhy">
+      <w:hyperlink w:history="1" r:id="rId124skk7nbzkhno8zqbven">
         <w:r>
           <w:rPr>
             <w:rFonts w:ascii="Arial" w:cs="Arial" w:eastAsia="Arial" w:hAnsi="Arial"/>
@@ -1835,7 +1835,7 @@
         </w:rPr>
         <w:t xml:space="preserve">). To view a copy of this license, visit </w:t>
       </w:r>
-      <w:hyperlink w:history="1" r:id="rIdreye7joww8qi0g_map6pv">
+      <w:hyperlink w:history="1" r:id="rIddnsbv4slpdoumpncaepwh">
         <w:r>
           <w:rPr>
             <w:rFonts w:ascii="Arial" w:cs="Arial" w:eastAsia="Arial" w:hAnsi="Arial"/>

--- a/data/outputs/v2/Core_Mathematics/SS2.2_Reflection_and_Congruence/Core_Mathematics_Reflection_and_Congruence_SummaryTable.docx
+++ b/data/outputs/v2/Core_Mathematics/SS2.2_Reflection_and_Congruence/Core_Mathematics_Reflection_and_Congruence_SummaryTable.docx
@@ -1795,7 +1795,7 @@
         </w:rPr>
         <w:t xml:space="preserve">© 2026 SeaVuria and ARES. This work is licensed under a </w:t>
       </w:r>
-      <w:hyperlink w:history="1" r:id="rIdvxseo3y1qnmiw9qymx1ox">
+      <w:hyperlink w:history="1" r:id="rIdqatsofyxgbhkhfgalyhp4">
         <w:r>
           <w:rPr>
             <w:rFonts w:ascii="Arial" w:cs="Arial" w:eastAsia="Arial" w:hAnsi="Arial"/>
@@ -1815,7 +1815,7 @@
         </w:rPr>
         <w:t xml:space="preserve"> (</w:t>
       </w:r>
-      <w:hyperlink w:history="1" r:id="rId124skk7nbzkhno8zqbven">
+      <w:hyperlink w:history="1" r:id="rIdz7taucgx3nkgzfioovql8">
         <w:r>
           <w:rPr>
             <w:rFonts w:ascii="Arial" w:cs="Arial" w:eastAsia="Arial" w:hAnsi="Arial"/>
@@ -1835,7 +1835,7 @@
         </w:rPr>
         <w:t xml:space="preserve">). To view a copy of this license, visit </w:t>
       </w:r>
-      <w:hyperlink w:history="1" r:id="rIddnsbv4slpdoumpncaepwh">
+      <w:hyperlink w:history="1" r:id="rIdi0ephp_egabxu5c4ktho6">
         <w:r>
           <w:rPr>
             <w:rFonts w:ascii="Arial" w:cs="Arial" w:eastAsia="Arial" w:hAnsi="Arial"/>

--- a/data/outputs/v2/Core_Mathematics/SS2.2_Reflection_and_Congruence/Core_Mathematics_Reflection_and_Congruence_SummaryTable.docx
+++ b/data/outputs/v2/Core_Mathematics/SS2.2_Reflection_and_Congruence/Core_Mathematics_Reflection_and_Congruence_SummaryTable.docx
@@ -4,6 +4,7 @@
   <w:body>
     <w:p>
       <w:pPr>
+        <w:keepNext w:val="false"/>
         <w:spacing w:after="30" w:before="0"/>
         <w:jc w:val="center"/>
       </w:pPr>
@@ -23,6 +24,7 @@
     </w:p>
     <w:p>
       <w:pPr>
+        <w:keepNext w:val="false"/>
         <w:spacing w:after="60" w:before="0"/>
         <w:jc w:val="center"/>
       </w:pPr>
@@ -81,6 +83,7 @@
           </w:tcPr>
           <w:p>
             <w:pPr>
+              <w:keepNext w:val="false"/>
               <w:spacing w:after="40" w:before="0"/>
               <w:jc w:val="center"/>
             </w:pPr>
@@ -115,6 +118,7 @@
           </w:tcPr>
           <w:p>
             <w:pPr>
+              <w:keepNext w:val="false"/>
               <w:spacing w:after="40" w:before="0"/>
               <w:jc w:val="left"/>
             </w:pPr>
@@ -147,6 +151,7 @@
           </w:tcPr>
           <w:p>
             <w:pPr>
+              <w:keepNext w:val="false"/>
               <w:spacing w:after="40" w:before="0"/>
               <w:jc w:val="left"/>
             </w:pPr>
@@ -181,6 +186,7 @@
           </w:tcPr>
           <w:p>
             <w:pPr>
+              <w:keepNext w:val="false"/>
               <w:spacing w:after="40" w:before="0"/>
               <w:jc w:val="left"/>
             </w:pPr>
@@ -213,6 +219,7 @@
           </w:tcPr>
           <w:p>
             <w:pPr>
+              <w:keepNext w:val="false"/>
               <w:spacing w:after="40" w:before="0"/>
               <w:jc w:val="left"/>
             </w:pPr>
@@ -273,6 +280,7 @@
           </w:tcPr>
           <w:p>
             <w:pPr>
+              <w:keepNext w:val="false"/>
               <w:spacing w:after="40" w:before="0"/>
               <w:jc w:val="center"/>
             </w:pPr>
@@ -307,6 +315,7 @@
           </w:tcPr>
           <w:p>
             <w:pPr>
+              <w:keepNext w:val="false"/>
               <w:spacing w:after="40" w:before="0"/>
               <w:jc w:val="left"/>
             </w:pPr>
@@ -369,6 +378,7 @@
           </w:tcPr>
           <w:p>
             <w:pPr>
+              <w:keepNext w:val="false"/>
               <w:spacing w:after="40" w:before="0"/>
               <w:jc w:val="left"/>
             </w:pPr>
@@ -401,6 +411,7 @@
           </w:tcPr>
           <w:p>
             <w:pPr>
+              <w:keepNext w:val="false"/>
               <w:spacing w:after="40" w:before="0"/>
               <w:jc w:val="left"/>
             </w:pPr>
@@ -433,6 +444,7 @@
           </w:tcPr>
           <w:p>
             <w:pPr>
+              <w:keepNext w:val="false"/>
               <w:spacing w:after="40" w:before="0"/>
               <w:jc w:val="left"/>
             </w:pPr>
@@ -465,6 +477,7 @@
           </w:tcPr>
           <w:p>
             <w:pPr>
+              <w:keepNext w:val="false"/>
               <w:spacing w:after="40" w:before="0"/>
               <w:jc w:val="left"/>
             </w:pPr>
@@ -499,6 +512,7 @@
           </w:tcPr>
           <w:p>
             <w:pPr>
+              <w:keepNext w:val="false"/>
               <w:spacing w:after="40" w:before="0"/>
               <w:jc w:val="left"/>
             </w:pPr>
@@ -518,6 +532,7 @@
           </w:p>
           <w:p>
             <w:pPr>
+              <w:keepNext w:val="false"/>
               <w:spacing w:after="40" w:before="0"/>
               <w:jc w:val="left"/>
             </w:pPr>
@@ -550,6 +565,7 @@
           </w:tcPr>
           <w:p>
             <w:pPr>
+              <w:keepNext w:val="false"/>
               <w:spacing w:after="40" w:before="0"/>
               <w:jc w:val="left"/>
             </w:pPr>
@@ -582,6 +598,7 @@
           </w:tcPr>
           <w:p>
             <w:pPr>
+              <w:keepNext w:val="false"/>
               <w:spacing w:after="40" w:before="0"/>
               <w:jc w:val="left"/>
             </w:pPr>
@@ -614,6 +631,7 @@
           </w:tcPr>
           <w:p>
             <w:pPr>
+              <w:keepNext w:val="false"/>
               <w:spacing w:after="40" w:before="0"/>
               <w:jc w:val="left"/>
             </w:pPr>
@@ -648,6 +666,7 @@
           </w:tcPr>
           <w:p>
             <w:pPr>
+              <w:keepNext w:val="false"/>
               <w:spacing w:after="40" w:before="0"/>
               <w:jc w:val="left"/>
             </w:pPr>
@@ -667,6 +686,7 @@
           </w:p>
           <w:p>
             <w:pPr>
+              <w:keepNext w:val="false"/>
               <w:spacing w:after="40" w:before="0"/>
               <w:jc w:val="left"/>
             </w:pPr>
@@ -699,6 +719,7 @@
           </w:tcPr>
           <w:p>
             <w:pPr>
+              <w:keepNext w:val="false"/>
               <w:spacing w:after="40" w:before="0"/>
               <w:jc w:val="left"/>
             </w:pPr>
@@ -731,6 +752,7 @@
           </w:tcPr>
           <w:p>
             <w:pPr>
+              <w:keepNext w:val="false"/>
               <w:spacing w:after="40" w:before="0"/>
               <w:jc w:val="left"/>
             </w:pPr>
@@ -763,6 +785,7 @@
           </w:tcPr>
           <w:p>
             <w:pPr>
+              <w:keepNext w:val="false"/>
               <w:spacing w:after="40" w:before="0"/>
               <w:jc w:val="left"/>
             </w:pPr>
@@ -797,6 +820,7 @@
           </w:tcPr>
           <w:p>
             <w:pPr>
+              <w:keepNext w:val="false"/>
               <w:spacing w:after="40" w:before="0"/>
               <w:jc w:val="left"/>
             </w:pPr>
@@ -816,6 +840,7 @@
           </w:p>
           <w:p>
             <w:pPr>
+              <w:keepNext w:val="false"/>
               <w:spacing w:after="40" w:before="0"/>
               <w:jc w:val="left"/>
             </w:pPr>
@@ -848,6 +873,7 @@
           </w:tcPr>
           <w:p>
             <w:pPr>
+              <w:keepNext w:val="false"/>
               <w:spacing w:after="40" w:before="0"/>
               <w:jc w:val="left"/>
             </w:pPr>
@@ -880,6 +906,7 @@
           </w:tcPr>
           <w:p>
             <w:pPr>
+              <w:keepNext w:val="false"/>
               <w:spacing w:after="40" w:before="0"/>
               <w:jc w:val="left"/>
             </w:pPr>
@@ -912,6 +939,7 @@
           </w:tcPr>
           <w:p>
             <w:pPr>
+              <w:keepNext w:val="false"/>
               <w:spacing w:after="40" w:before="0"/>
               <w:jc w:val="left"/>
             </w:pPr>
@@ -946,6 +974,7 @@
           </w:tcPr>
           <w:p>
             <w:pPr>
+              <w:keepNext w:val="false"/>
               <w:spacing w:after="40" w:before="0"/>
               <w:jc w:val="left"/>
             </w:pPr>
@@ -965,6 +994,7 @@
           </w:p>
           <w:p>
             <w:pPr>
+              <w:keepNext w:val="false"/>
               <w:spacing w:after="40" w:before="0"/>
               <w:jc w:val="left"/>
             </w:pPr>
@@ -997,6 +1027,7 @@
           </w:tcPr>
           <w:p>
             <w:pPr>
+              <w:keepNext w:val="false"/>
               <w:spacing w:after="40" w:before="0"/>
               <w:jc w:val="left"/>
             </w:pPr>
@@ -1029,6 +1060,7 @@
           </w:tcPr>
           <w:p>
             <w:pPr>
+              <w:keepNext w:val="false"/>
               <w:spacing w:after="40" w:before="0"/>
               <w:jc w:val="left"/>
             </w:pPr>
@@ -1061,6 +1093,7 @@
           </w:tcPr>
           <w:p>
             <w:pPr>
+              <w:keepNext w:val="false"/>
               <w:spacing w:after="40" w:before="0"/>
               <w:jc w:val="left"/>
             </w:pPr>
@@ -1095,6 +1128,7 @@
           </w:tcPr>
           <w:p>
             <w:pPr>
+              <w:keepNext w:val="false"/>
               <w:spacing w:after="40" w:before="0"/>
               <w:jc w:val="left"/>
             </w:pPr>
@@ -1114,6 +1148,7 @@
           </w:p>
           <w:p>
             <w:pPr>
+              <w:keepNext w:val="false"/>
               <w:spacing w:after="40" w:before="0"/>
               <w:jc w:val="left"/>
             </w:pPr>
@@ -1146,6 +1181,7 @@
           </w:tcPr>
           <w:p>
             <w:pPr>
+              <w:keepNext w:val="false"/>
               <w:spacing w:after="40" w:before="0"/>
               <w:jc w:val="left"/>
             </w:pPr>
@@ -1178,6 +1214,7 @@
           </w:tcPr>
           <w:p>
             <w:pPr>
+              <w:keepNext w:val="false"/>
               <w:spacing w:after="40" w:before="0"/>
               <w:jc w:val="left"/>
             </w:pPr>
@@ -1210,6 +1247,7 @@
           </w:tcPr>
           <w:p>
             <w:pPr>
+              <w:keepNext w:val="false"/>
               <w:spacing w:after="40" w:before="0"/>
               <w:jc w:val="left"/>
             </w:pPr>
@@ -1244,6 +1282,7 @@
           </w:tcPr>
           <w:p>
             <w:pPr>
+              <w:keepNext w:val="false"/>
               <w:spacing w:after="40" w:before="0"/>
               <w:jc w:val="left"/>
             </w:pPr>
@@ -1263,6 +1302,7 @@
           </w:p>
           <w:p>
             <w:pPr>
+              <w:keepNext w:val="false"/>
               <w:spacing w:after="40" w:before="0"/>
               <w:jc w:val="left"/>
             </w:pPr>
@@ -1295,6 +1335,7 @@
           </w:tcPr>
           <w:p>
             <w:pPr>
+              <w:keepNext w:val="false"/>
               <w:spacing w:after="40" w:before="0"/>
               <w:jc w:val="left"/>
             </w:pPr>
@@ -1327,6 +1368,7 @@
           </w:tcPr>
           <w:p>
             <w:pPr>
+              <w:keepNext w:val="false"/>
               <w:spacing w:after="40" w:before="0"/>
               <w:jc w:val="left"/>
             </w:pPr>
@@ -1359,6 +1401,7 @@
           </w:tcPr>
           <w:p>
             <w:pPr>
+              <w:keepNext w:val="false"/>
               <w:spacing w:after="40" w:before="0"/>
               <w:jc w:val="left"/>
             </w:pPr>
@@ -1393,6 +1436,7 @@
           </w:tcPr>
           <w:p>
             <w:pPr>
+              <w:keepNext w:val="false"/>
               <w:spacing w:after="40" w:before="0"/>
               <w:jc w:val="left"/>
             </w:pPr>
@@ -1412,6 +1456,7 @@
           </w:p>
           <w:p>
             <w:pPr>
+              <w:keepNext w:val="false"/>
               <w:spacing w:after="40" w:before="0"/>
               <w:jc w:val="left"/>
             </w:pPr>
@@ -1444,6 +1489,7 @@
           </w:tcPr>
           <w:p>
             <w:pPr>
+              <w:keepNext w:val="false"/>
               <w:spacing w:after="40" w:before="0"/>
               <w:jc w:val="left"/>
             </w:pPr>
@@ -1476,6 +1522,7 @@
           </w:tcPr>
           <w:p>
             <w:pPr>
+              <w:keepNext w:val="false"/>
               <w:spacing w:after="40" w:before="0"/>
               <w:jc w:val="left"/>
             </w:pPr>
@@ -1508,6 +1555,7 @@
           </w:tcPr>
           <w:p>
             <w:pPr>
+              <w:keepNext w:val="false"/>
               <w:spacing w:after="40" w:before="0"/>
               <w:jc w:val="left"/>
             </w:pPr>
@@ -1542,6 +1590,7 @@
           </w:tcPr>
           <w:p>
             <w:pPr>
+              <w:keepNext w:val="false"/>
               <w:spacing w:after="40" w:before="0"/>
               <w:jc w:val="left"/>
             </w:pPr>
@@ -1561,6 +1610,7 @@
           </w:p>
           <w:p>
             <w:pPr>
+              <w:keepNext w:val="false"/>
               <w:spacing w:after="40" w:before="0"/>
               <w:jc w:val="left"/>
             </w:pPr>
@@ -1593,6 +1643,7 @@
           </w:tcPr>
           <w:p>
             <w:pPr>
+              <w:keepNext w:val="false"/>
               <w:spacing w:after="40" w:before="0"/>
               <w:jc w:val="left"/>
             </w:pPr>
@@ -1625,6 +1676,7 @@
           </w:tcPr>
           <w:p>
             <w:pPr>
+              <w:keepNext w:val="false"/>
               <w:spacing w:after="40" w:before="0"/>
               <w:jc w:val="left"/>
             </w:pPr>
@@ -1657,6 +1709,7 @@
           </w:tcPr>
           <w:p>
             <w:pPr>
+              <w:keepNext w:val="false"/>
               <w:spacing w:after="40" w:before="0"/>
               <w:jc w:val="left"/>
             </w:pPr>
@@ -1795,7 +1848,7 @@
         </w:rPr>
         <w:t xml:space="preserve">© 2026 SeaVuria and ARES. This work is licensed under a </w:t>
       </w:r>
-      <w:hyperlink w:history="1" r:id="rIdqatsofyxgbhkhfgalyhp4">
+      <w:hyperlink w:history="1" r:id="rIdw4_zjpsgoymvsve6f-kts">
         <w:r>
           <w:rPr>
             <w:rFonts w:ascii="Arial" w:cs="Arial" w:eastAsia="Arial" w:hAnsi="Arial"/>
@@ -1815,7 +1868,7 @@
         </w:rPr>
         <w:t xml:space="preserve"> (</w:t>
       </w:r>
-      <w:hyperlink w:history="1" r:id="rIdz7taucgx3nkgzfioovql8">
+      <w:hyperlink w:history="1" r:id="rIdiwanduwc8ellv6y7auhpl">
         <w:r>
           <w:rPr>
             <w:rFonts w:ascii="Arial" w:cs="Arial" w:eastAsia="Arial" w:hAnsi="Arial"/>
@@ -1835,7 +1888,7 @@
         </w:rPr>
         <w:t xml:space="preserve">). To view a copy of this license, visit </w:t>
       </w:r>
-      <w:hyperlink w:history="1" r:id="rIdi0ephp_egabxu5c4ktho6">
+      <w:hyperlink w:history="1" r:id="rIdxiqusrkf-m1fjx6rb3qkq">
         <w:r>
           <w:rPr>
             <w:rFonts w:ascii="Arial" w:cs="Arial" w:eastAsia="Arial" w:hAnsi="Arial"/>

--- a/data/outputs/v2/Core_Mathematics/SS2.2_Reflection_and_Congruence/Core_Mathematics_Reflection_and_Congruence_SummaryTable.docx
+++ b/data/outputs/v2/Core_Mathematics/SS2.2_Reflection_and_Congruence/Core_Mathematics_Reflection_and_Congruence_SummaryTable.docx
@@ -1848,7 +1848,7 @@
         </w:rPr>
         <w:t xml:space="preserve">© 2026 SeaVuria and ARES. This work is licensed under a </w:t>
       </w:r>
-      <w:hyperlink w:history="1" r:id="rIdw4_zjpsgoymvsve6f-kts">
+      <w:hyperlink w:history="1" r:id="rIddflgcnjw9juomymipzsqv">
         <w:r>
           <w:rPr>
             <w:rFonts w:ascii="Arial" w:cs="Arial" w:eastAsia="Arial" w:hAnsi="Arial"/>
@@ -1868,7 +1868,7 @@
         </w:rPr>
         <w:t xml:space="preserve"> (</w:t>
       </w:r>
-      <w:hyperlink w:history="1" r:id="rIdiwanduwc8ellv6y7auhpl">
+      <w:hyperlink w:history="1" r:id="rIdxnu-tbbi8cxzjucgulwry">
         <w:r>
           <w:rPr>
             <w:rFonts w:ascii="Arial" w:cs="Arial" w:eastAsia="Arial" w:hAnsi="Arial"/>
@@ -1888,7 +1888,7 @@
         </w:rPr>
         <w:t xml:space="preserve">). To view a copy of this license, visit </w:t>
       </w:r>
-      <w:hyperlink w:history="1" r:id="rIdxiqusrkf-m1fjx6rb3qkq">
+      <w:hyperlink w:history="1" r:id="rId4egsuj7_ale6ws4ja6jno">
         <w:r>
           <w:rPr>
             <w:rFonts w:ascii="Arial" w:cs="Arial" w:eastAsia="Arial" w:hAnsi="Arial"/>
